--- a/documentos/Fases_Del_Proyecto/Documento 3 – Presentación Pública _ Readme.docx
+++ b/documentos/Fases_Del_Proyecto/Documento 3 – Presentación Pública _ Readme.docx
@@ -558,20 +558,19 @@
         </w:numPr>
       </w:pPr>
       <w:r>
-        <w:t xml:space="preserve">sistema preparado para</w:t>
-      </w:r>
-      <w:r>
-        <w:t xml:space="preserve"> </w:t>
-      </w:r>
-      <w:r>
-        <w:rPr>
-          <w:b/>
-          <w:bCs/>
-        </w:rPr>
-        <w:t xml:space="preserve">Amazon Polly</w:t>
-      </w:r>
-      <w:r>
-        <w:t xml:space="preserve">.</w:t>
+        <w:t>Amazon Polly,</w:t>
+      </w:r>
+    </w:p>
+    <w:p>
+      <w:pPr>
+        <w:pStyle w:val="Compact"/>
+        <w:numPr>
+          <w:ilvl w:val="0"/>
+          <w:numId w:val="1007"/>
+        </w:numPr>
+      </w:pPr>
+      <w:r>
+        <w:t>Deepgram Aura-2 (recomendado como motor principal de nube, pay-as-you-go),</w:t>
       </w:r>
     </w:p>
     <w:p>
@@ -802,7 +801,7 @@
         </w:numPr>
       </w:pPr>
       <w:r>
-        <w:t xml:space="preserve">rutas de exportación (para futuras funciones),</w:t>
+        <w:t>rutas de exportación,</w:t>
       </w:r>
     </w:p>
     <w:p>
@@ -961,20 +960,7 @@
         <w:pStyle w:val="FirstParagraph"/>
       </w:pPr>
       <w:r>
-        <w:t xml:space="preserve">Está previsto crear un</w:t>
-      </w:r>
-      <w:r>
-        <w:t xml:space="preserve"> </w:t>
-      </w:r>
-      <w:r>
-        <w:rPr>
-          <w:b/>
-          <w:bCs/>
-        </w:rPr>
-        <w:t xml:space="preserve">manual de usuario detallado</w:t>
-      </w:r>
-      <w:r>
-        <w:t xml:space="preserve">, donde se explicará paso a paso:</w:t>
+        <w:t>La aplicación incluye un manual de usuario en formato HTML accesible. Puedes abrirlo con F1 desde cualquier pestaña de la aplicación.</w:t>
       </w:r>
     </w:p>
     <w:p>
@@ -1010,7 +996,7 @@
         </w:numPr>
       </w:pPr>
       <w:r>
-        <w:t xml:space="preserve">cómo configurar las voces,</w:t>
+        <w:t>cómo configurar las voces y el diccionario de pronunciación,</w:t>
       </w:r>
     </w:p>
     <w:p>
@@ -1059,7 +1045,7 @@
         <w:pStyle w:val="FirstParagraph"/>
       </w:pPr>
       <w:r>
-        <w:t xml:space="preserve">Actualmente están implementados:</w:t>
+        <w:t>TifloHistorias es una aplicación completa y estable. Versión actual: 1.2.0.</w:t>
       </w:r>
     </w:p>
     <w:p>
@@ -1071,7 +1057,7 @@
         </w:numPr>
       </w:pPr>
       <w:r>
-        <w:t xml:space="preserve">modo lectura completo,</w:t>
+        <w:t>modo lectura con voces de Azure, Amazon Polly, Deepgram y ElevenLabs,</w:t>
       </w:r>
     </w:p>
     <w:p>
@@ -1083,7 +1069,7 @@
         </w:numPr>
       </w:pPr>
       <w:r>
-        <w:t xml:space="preserve">reproducción multivoz,</w:t>
+        <w:t>modo grabación multivoz con etiquetas de personaje {{@voz}},</w:t>
       </w:r>
     </w:p>
     <w:p>
@@ -1095,7 +1081,7 @@
         </w:numPr>
       </w:pPr>
       <w:r>
-        <w:t xml:space="preserve">sistema de favoritos y filtros,</w:t>
+        <w:t>exportación MP3 a 320 kbps, normalizado a 44 100 Hz,</w:t>
       </w:r>
     </w:p>
     <w:p>
@@ -1107,7 +1093,7 @@
         </w:numPr>
       </w:pPr>
       <w:r>
-        <w:t xml:space="preserve">control de cuota,</w:t>
+        <w:t>diccionario de pronunciación para todos los motores,</w:t>
       </w:r>
     </w:p>
     <w:p>
@@ -1119,51 +1105,19 @@
         </w:numPr>
       </w:pPr>
       <w:r>
-        <w:t xml:space="preserve">ajustes avanzados.</w:t>
-      </w:r>
-    </w:p>
-    <w:p>
-      <w:pPr>
-        <w:pStyle w:val="FirstParagraph"/>
-      </w:pPr>
-      <w:r>
-        <w:t xml:space="preserve">En desarrollo:</w:t>
-      </w:r>
-    </w:p>
-    <w:p>
-      <w:pPr>
-        <w:pStyle w:val="Compact"/>
-        <w:numPr>
-          <w:ilvl w:val="0"/>
-          <w:numId w:val="1014"/>
-        </w:numPr>
-      </w:pPr>
-      <w:r>
-        <w:t xml:space="preserve">integración de Amazon Polly,</w:t>
-      </w:r>
-    </w:p>
-    <w:p>
-      <w:pPr>
-        <w:pStyle w:val="Compact"/>
-        <w:numPr>
-          <w:ilvl w:val="0"/>
-          <w:numId w:val="1014"/>
-        </w:numPr>
-      </w:pPr>
-      <w:r>
-        <w:t xml:space="preserve">sistema de etiquetas para producción multivoz,</w:t>
-      </w:r>
-    </w:p>
-    <w:p>
-      <w:pPr>
-        <w:pStyle w:val="Compact"/>
-        <w:numPr>
-          <w:ilvl w:val="0"/>
-          <w:numId w:val="1014"/>
-        </w:numPr>
-      </w:pPr>
-      <w:r>
-        <w:t xml:space="preserve">modo grabación de audiolibros.</w:t>
+        <w:t>control de cuota y avisos de gasto por proveedor,</w:t>
+      </w:r>
+    </w:p>
+    <w:p>
+      <w:pPr>
+        <w:pStyle w:val="Compact"/>
+        <w:numPr>
+          <w:ilvl w:val="0"/>
+          <w:numId w:val="1007"/>
+        </w:numPr>
+      </w:pPr>
+      <w:r>
+        <w:t>ajustes avanzados y actualizaciones automáticas desde la propia app.</w:t>
       </w:r>
     </w:p>
     <w:p>

--- a/documentos/Fases_Del_Proyecto/Documento 3 – Presentación Pública _ Readme.docx
+++ b/documentos/Fases_Del_Proyecto/Documento 3 – Presentación Pública _ Readme.docx
@@ -1118,6 +1118,18 @@
       </w:pPr>
       <w:r>
         <w:t>ajustes avanzados y actualizaciones automáticas desde la propia app.</w:t>
+      </w:r>
+    </w:p>
+    <w:p>
+      <w:pPr>
+        <w:pStyle w:val="Compact"/>
+        <w:numPr>
+          <w:ilvl w:val="0"/>
+          <w:numId w:val="1007"/>
+        </w:numPr>
+      </w:pPr>
+      <w:r>
+        <w:t>silencio total en la consola al arrancar: NVDA no verbaliza textos técnicos de inicio.</w:t>
       </w:r>
     </w:p>
     <w:p>

--- a/documentos/Fases_Del_Proyecto/Documento 3 – Presentación Pública _ Readme.docx
+++ b/documentos/Fases_Del_Proyecto/Documento 3 – Presentación Pública _ Readme.docx
@@ -1130,6 +1130,18 @@
       </w:pPr>
       <w:r>
         <w:t>silencio total en la consola al arrancar: NVDA no verbaliza textos técnicos de inicio.</w:t>
+      </w:r>
+    </w:p>
+    <w:p>
+      <w:pPr>
+        <w:pStyle w:val="Compact"/>
+        <w:numPr>
+          <w:ilvl w:val="0"/>
+          <w:numId w:val="1007"/>
+        </w:numPr>
+      </w:pPr>
+      <w:r>
+        <w:t xml:space="preserve">copias de seguridad automáticas de proyectos: la app crea un archivo ZIP en la carpeta backups/ con cada modificación del árbol de proyectos.</w:t>
       </w:r>
     </w:p>
     <w:p>
